--- a/docx_resources/Вечірня-Утреня/В,У - Мінея/08-Серпень/20-__-Самуїла.docx
+++ b/docx_resources/Вечірня-Утреня/В,У - Мінея/08-Серпень/20-__-Самуїла.docx
@@ -124,6 +124,7 @@
         <w:rPr>
           <w:rFonts w:ascii="Times New Roman" w:hAnsi="Times New Roman" w:cs="Times New Roman"/>
           <w:b/>
+          <w:sz w:val="24"/>
         </w:rPr>
         <w:t>ВЕЧІРНЯ</w:t>
       </w:r>
@@ -2029,6 +2030,7 @@
           <w:b/>
           <w:i/>
           <w:color w:val="FF0000"/>
+          <w:sz w:val="24"/>
           <w:lang w:val="uk-UA"/>
         </w:rPr>
         <w:t>Вечірні молитви</w:t>
@@ -2379,7 +2381,7 @@
       </w:r>
       <w:r>
         <w:rPr>
-          <w:rFonts w:ascii="Gungsuh" w:eastAsia="Gungsuh" w:hAnsi="Gungsuh" w:cs="Gungsuh"/>
+          <w:rFonts w:ascii="Times New Roman" w:eastAsia="Gungsuh" w:hAnsi="Times New Roman" w:cs="Gungsuh"/>
           <w:sz w:val="24"/>
           <w:szCs w:val="24"/>
           <w:lang w:val="uk-UA"/>
@@ -6391,6 +6393,7 @@
           <w:b/>
           <w:i/>
           <w:color w:val="FF0000"/>
+          <w:sz w:val="24"/>
           <w:lang w:val="uk-UA"/>
         </w:rPr>
         <w:lastRenderedPageBreak/>
@@ -7702,6 +7705,7 @@
           <w:b/>
           <w:i/>
           <w:color w:val="FF0000"/>
+          <w:sz w:val="24"/>
           <w:lang w:val="uk-UA"/>
         </w:rPr>
         <w:t>Прокімен</w:t>
@@ -7853,6 +7857,7 @@
           <w:b/>
           <w:i/>
           <w:color w:val="FF0000"/>
+          <w:sz w:val="24"/>
           <w:lang w:val="uk-UA"/>
         </w:rPr>
         <w:t>Сподоби, Господи</w:t>
@@ -8099,6 +8104,7 @@
           <w:b/>
           <w:i/>
           <w:color w:val="FF0000"/>
+          <w:sz w:val="24"/>
           <w:lang w:val="uk-UA"/>
         </w:rPr>
         <w:t xml:space="preserve">Прохальна </w:t>
@@ -8110,6 +8116,7 @@
           <w:b/>
           <w:i/>
           <w:color w:val="FF0000"/>
+          <w:sz w:val="24"/>
           <w:lang w:val="uk-UA"/>
         </w:rPr>
         <w:t>єктенія</w:t>
@@ -10083,6 +10090,7 @@
           <w:b/>
           <w:i/>
           <w:color w:val="FF0000"/>
+          <w:sz w:val="24"/>
           <w:lang w:val="uk-UA"/>
         </w:rPr>
         <w:t>Пісня Симеона</w:t>
@@ -10511,6 +10519,7 @@
           <w:b/>
           <w:i/>
           <w:color w:val="FF0000"/>
+          <w:sz w:val="24"/>
           <w:lang w:val="uk-UA"/>
         </w:rPr>
         <w:t>Тропарі</w:t>
@@ -10847,6 +10856,7 @@
           <w:b/>
           <w:i/>
           <w:color w:val="FF0000"/>
+          <w:sz w:val="24"/>
           <w:lang w:val="uk-UA"/>
         </w:rPr>
         <w:lastRenderedPageBreak/>
@@ -10859,6 +10869,7 @@
           <w:b/>
           <w:i/>
           <w:color w:val="FF0000"/>
+          <w:sz w:val="24"/>
           <w:lang w:val="uk-UA"/>
         </w:rPr>
         <w:t xml:space="preserve"> усильного благання</w:t>
@@ -12022,6 +12033,7 @@
           <w:b/>
           <w:i/>
           <w:color w:val="FF0000"/>
+          <w:sz w:val="24"/>
           <w:lang w:val="uk-UA"/>
         </w:rPr>
         <w:t>Після Вечірні</w:t>
@@ -12137,6 +12149,8 @@
       </w:pPr>
       <w:r>
         <w:rPr>
+          <w:rFonts w:ascii="Times New Roman" w:hAnsi="Times New Roman"/>
+          <w:sz w:val="24"/>
           <w:lang w:val="uk-UA"/>
         </w:rPr>
         <w:lastRenderedPageBreak/>
@@ -12157,6 +12171,7 @@
         <w:rPr>
           <w:rFonts w:ascii="Times New Roman" w:hAnsi="Times New Roman" w:cs="Times New Roman"/>
           <w:b/>
+          <w:sz w:val="24"/>
         </w:rPr>
         <w:lastRenderedPageBreak/>
         <w:t>УТРЕНЯ</w:t>
@@ -13986,7 +14001,7 @@
       </w:pPr>
       <w:r>
         <w:rPr>
-          <w:rFonts w:ascii="Gungsuh" w:eastAsia="Gungsuh" w:hAnsi="Gungsuh" w:cs="Gungsuh"/>
+          <w:rFonts w:ascii="Times New Roman" w:eastAsia="Gungsuh" w:hAnsi="Times New Roman" w:cs="Gungsuh"/>
           <w:sz w:val="24"/>
           <w:szCs w:val="24"/>
           <w:lang w:val="uk-UA"/>
@@ -13996,7 +14011,7 @@
       <w:proofErr w:type="spellStart"/>
       <w:r>
         <w:rPr>
-          <w:rFonts w:ascii="Gungsuh" w:eastAsia="Gungsuh" w:hAnsi="Gungsuh" w:cs="Gungsuh"/>
+          <w:rFonts w:ascii="Times New Roman" w:eastAsia="Gungsuh" w:hAnsi="Times New Roman" w:cs="Gungsuh"/>
           <w:sz w:val="24"/>
           <w:szCs w:val="24"/>
           <w:lang w:val="uk-UA"/>
@@ -14006,7 +14021,7 @@
       <w:proofErr w:type="spellEnd"/>
       <w:r>
         <w:rPr>
-          <w:rFonts w:ascii="Gungsuh" w:eastAsia="Gungsuh" w:hAnsi="Gungsuh" w:cs="Gungsuh"/>
+          <w:rFonts w:ascii="Times New Roman" w:eastAsia="Gungsuh" w:hAnsi="Times New Roman" w:cs="Gungsuh"/>
           <w:sz w:val="24"/>
           <w:szCs w:val="24"/>
           <w:lang w:val="uk-UA"/>
@@ -14090,7 +14105,7 @@
       </w:pPr>
       <w:r>
         <w:rPr>
-          <w:rFonts w:ascii="Gungsuh" w:eastAsia="Gungsuh" w:hAnsi="Gungsuh" w:cs="Gungsuh"/>
+          <w:rFonts w:ascii="Times New Roman" w:eastAsia="Gungsuh" w:hAnsi="Times New Roman" w:cs="Gungsuh"/>
           <w:sz w:val="24"/>
           <w:szCs w:val="24"/>
           <w:lang w:val="uk-UA"/>
@@ -14100,7 +14115,7 @@
       <w:proofErr w:type="spellStart"/>
       <w:r>
         <w:rPr>
-          <w:rFonts w:ascii="Gungsuh" w:eastAsia="Gungsuh" w:hAnsi="Gungsuh" w:cs="Gungsuh"/>
+          <w:rFonts w:ascii="Times New Roman" w:eastAsia="Gungsuh" w:hAnsi="Times New Roman" w:cs="Gungsuh"/>
           <w:sz w:val="24"/>
           <w:szCs w:val="24"/>
           <w:lang w:val="uk-UA"/>
@@ -14110,7 +14125,7 @@
       <w:proofErr w:type="spellEnd"/>
       <w:r>
         <w:rPr>
-          <w:rFonts w:ascii="Gungsuh" w:eastAsia="Gungsuh" w:hAnsi="Gungsuh" w:cs="Gungsuh"/>
+          <w:rFonts w:ascii="Times New Roman" w:eastAsia="Gungsuh" w:hAnsi="Times New Roman" w:cs="Gungsuh"/>
           <w:sz w:val="24"/>
           <w:szCs w:val="24"/>
           <w:lang w:val="uk-UA"/>
@@ -14231,7 +14246,7 @@
       </w:pPr>
       <w:r>
         <w:rPr>
-          <w:rFonts w:ascii="Gungsuh" w:eastAsia="Gungsuh" w:hAnsi="Gungsuh" w:cs="Gungsuh"/>
+          <w:rFonts w:ascii="Times New Roman" w:eastAsia="Gungsuh" w:hAnsi="Times New Roman" w:cs="Gungsuh"/>
           <w:sz w:val="24"/>
           <w:szCs w:val="24"/>
           <w:lang w:val="uk-UA"/>
@@ -15242,6 +15257,7 @@
           <w:b/>
           <w:i/>
           <w:color w:val="FF0000"/>
+          <w:sz w:val="24"/>
           <w:lang w:val="uk-UA"/>
         </w:rPr>
         <w:t>Утренні</w:t>
@@ -15253,6 +15269,7 @@
           <w:b/>
           <w:i/>
           <w:color w:val="FF0000"/>
+          <w:sz w:val="24"/>
           <w:lang w:val="uk-UA"/>
         </w:rPr>
         <w:t xml:space="preserve"> молитви</w:t>
@@ -18153,6 +18170,7 @@
           <w:b/>
           <w:i/>
           <w:color w:val="FF0000"/>
+          <w:sz w:val="24"/>
           <w:lang w:val="uk-UA"/>
         </w:rPr>
         <w:t>Бог Господь...</w:t>
@@ -18162,6 +18180,7 @@
           <w:rFonts w:ascii="Times New Roman" w:eastAsia="Times New Roman" w:hAnsi="Times New Roman" w:cs="Times New Roman"/>
           <w:i/>
           <w:color w:val="FF0000"/>
+          <w:sz w:val="24"/>
           <w:lang w:val="uk-UA"/>
         </w:rPr>
         <w:t xml:space="preserve"> (</w:t>
@@ -18172,6 +18191,7 @@
           <w:rFonts w:ascii="Times New Roman" w:eastAsia="Times New Roman" w:hAnsi="Times New Roman" w:cs="Times New Roman"/>
           <w:i/>
           <w:color w:val="FF0000"/>
+          <w:sz w:val="24"/>
           <w:lang w:val="uk-UA"/>
         </w:rPr>
         <w:t>Пс</w:t>
@@ -18182,6 +18202,7 @@
           <w:rFonts w:ascii="Times New Roman" w:eastAsia="Times New Roman" w:hAnsi="Times New Roman" w:cs="Times New Roman"/>
           <w:i/>
           <w:color w:val="FF0000"/>
+          <w:sz w:val="24"/>
           <w:lang w:val="uk-UA"/>
         </w:rPr>
         <w:t>. 117), глас 1</w:t>
@@ -18426,6 +18447,7 @@
           <w:b/>
           <w:i/>
           <w:color w:val="FF0000"/>
+          <w:sz w:val="24"/>
           <w:lang w:val="uk-UA"/>
         </w:rPr>
         <w:t>Тропарі</w:t>
@@ -19043,6 +19065,7 @@
           <w:b/>
           <w:i/>
           <w:color w:val="FF0000"/>
+          <w:sz w:val="24"/>
           <w:lang w:val="uk-UA"/>
         </w:rPr>
         <w:t xml:space="preserve">Мала </w:t>
@@ -19054,6 +19077,7 @@
           <w:b/>
           <w:i/>
           <w:color w:val="FF0000"/>
+          <w:sz w:val="24"/>
           <w:lang w:val="uk-UA"/>
         </w:rPr>
         <w:t>єктенія</w:t>
@@ -19500,6 +19524,7 @@
           <w:b/>
           <w:i/>
           <w:color w:val="FF0000"/>
+          <w:sz w:val="24"/>
           <w:lang w:val="uk-UA"/>
         </w:rPr>
         <w:t xml:space="preserve">Перший </w:t>
@@ -19511,6 +19536,7 @@
           <w:b/>
           <w:i/>
           <w:color w:val="FF0000"/>
+          <w:sz w:val="24"/>
           <w:lang w:val="uk-UA"/>
         </w:rPr>
         <w:t>сідальний</w:t>
@@ -19716,6 +19742,7 @@
           <w:b/>
           <w:i/>
           <w:color w:val="FF0000"/>
+          <w:sz w:val="24"/>
           <w:lang w:val="uk-UA"/>
         </w:rPr>
         <w:t xml:space="preserve">Мала </w:t>
@@ -19727,6 +19754,7 @@
           <w:b/>
           <w:i/>
           <w:color w:val="FF0000"/>
+          <w:sz w:val="24"/>
           <w:lang w:val="uk-UA"/>
         </w:rPr>
         <w:t>єктенія</w:t>
@@ -20228,6 +20256,7 @@
           <w:b/>
           <w:i/>
           <w:color w:val="FF0000"/>
+          <w:sz w:val="24"/>
           <w:lang w:val="uk-UA"/>
         </w:rPr>
         <w:t xml:space="preserve">Другий </w:t>
@@ -20239,6 +20268,7 @@
           <w:b/>
           <w:i/>
           <w:color w:val="FF0000"/>
+          <w:sz w:val="24"/>
           <w:lang w:val="uk-UA"/>
         </w:rPr>
         <w:t>сідальний</w:t>
@@ -20269,7 +20299,7 @@
       </w:r>
       <w:r>
         <w:rPr>
-          <w:rFonts w:ascii="Gungsuh" w:eastAsia="Gungsuh" w:hAnsi="Gungsuh" w:cs="Gungsuh"/>
+          <w:rFonts w:ascii="Times New Roman" w:eastAsia="Gungsuh" w:hAnsi="Times New Roman" w:cs="Gungsuh"/>
           <w:sz w:val="24"/>
           <w:szCs w:val="24"/>
           <w:lang w:val="uk-UA"/>
@@ -20279,7 +20309,7 @@
       <w:proofErr w:type="spellStart"/>
       <w:r>
         <w:rPr>
-          <w:rFonts w:ascii="Gungsuh" w:eastAsia="Gungsuh" w:hAnsi="Gungsuh" w:cs="Gungsuh"/>
+          <w:rFonts w:ascii="Times New Roman" w:eastAsia="Gungsuh" w:hAnsi="Times New Roman" w:cs="Gungsuh"/>
           <w:sz w:val="24"/>
           <w:szCs w:val="24"/>
           <w:lang w:val="uk-UA"/>
@@ -20289,7 +20319,7 @@
       <w:proofErr w:type="spellEnd"/>
       <w:r>
         <w:rPr>
-          <w:rFonts w:ascii="Gungsuh" w:eastAsia="Gungsuh" w:hAnsi="Gungsuh" w:cs="Gungsuh"/>
+          <w:rFonts w:ascii="Times New Roman" w:eastAsia="Gungsuh" w:hAnsi="Times New Roman" w:cs="Gungsuh"/>
           <w:sz w:val="24"/>
           <w:szCs w:val="24"/>
           <w:lang w:val="uk-UA"/>
@@ -20370,6 +20400,7 @@
           <w:b/>
           <w:i/>
           <w:color w:val="FF0000"/>
+          <w:sz w:val="24"/>
           <w:lang w:val="uk-UA"/>
         </w:rPr>
         <w:t>Псалом 50</w:t>
@@ -21286,6 +21317,7 @@
           <w:rFonts w:ascii="Times New Roman" w:hAnsi="Times New Roman" w:cs="Times New Roman"/>
           <w:i/>
           <w:color w:val="FF0000"/>
+          <w:sz w:val="24"/>
           <w:lang w:val="uk-UA"/>
         </w:rPr>
         <w:t xml:space="preserve">Пісня </w:t>
@@ -21295,6 +21327,7 @@
           <w:rFonts w:ascii="Times New Roman" w:hAnsi="Times New Roman" w:cs="Times New Roman"/>
           <w:i/>
           <w:color w:val="FF0000"/>
+          <w:sz w:val="24"/>
         </w:rPr>
         <w:t>1</w:t>
       </w:r>
@@ -21518,6 +21551,7 @@
           <w:rFonts w:ascii="Times New Roman" w:hAnsi="Times New Roman" w:cs="Times New Roman"/>
           <w:i/>
           <w:color w:val="FF0000"/>
+          <w:sz w:val="24"/>
           <w:lang w:val="uk-UA"/>
         </w:rPr>
         <w:t xml:space="preserve">Пісня </w:t>
@@ -21527,6 +21561,7 @@
           <w:rFonts w:ascii="Times New Roman" w:hAnsi="Times New Roman" w:cs="Times New Roman"/>
           <w:i/>
           <w:color w:val="FF0000"/>
+          <w:sz w:val="24"/>
         </w:rPr>
         <w:t>3</w:t>
       </w:r>
@@ -21798,6 +21833,7 @@
           <w:rFonts w:ascii="Times New Roman" w:hAnsi="Times New Roman" w:cs="Times New Roman"/>
           <w:i/>
           <w:color w:val="FF0000"/>
+          <w:sz w:val="24"/>
           <w:lang w:val="uk-UA"/>
         </w:rPr>
         <w:t xml:space="preserve">Мала </w:t>
@@ -21808,6 +21844,7 @@
           <w:rFonts w:ascii="Times New Roman" w:hAnsi="Times New Roman" w:cs="Times New Roman"/>
           <w:i/>
           <w:color w:val="FF0000"/>
+          <w:sz w:val="24"/>
           <w:lang w:val="uk-UA"/>
         </w:rPr>
         <w:t>єктенія</w:t>
@@ -22412,6 +22449,7 @@
           <w:rFonts w:ascii="Times New Roman" w:hAnsi="Times New Roman" w:cs="Times New Roman"/>
           <w:i/>
           <w:color w:val="FF0000"/>
+          <w:sz w:val="24"/>
           <w:lang w:val="uk-UA"/>
         </w:rPr>
         <w:t xml:space="preserve">Пісня </w:t>
@@ -22421,6 +22459,7 @@
           <w:rFonts w:ascii="Times New Roman" w:hAnsi="Times New Roman" w:cs="Times New Roman"/>
           <w:i/>
           <w:color w:val="FF0000"/>
+          <w:sz w:val="24"/>
         </w:rPr>
         <w:t>4</w:t>
       </w:r>
@@ -22648,6 +22687,7 @@
           <w:rFonts w:ascii="Times New Roman" w:hAnsi="Times New Roman" w:cs="Times New Roman"/>
           <w:i/>
           <w:color w:val="FF0000"/>
+          <w:sz w:val="24"/>
           <w:lang w:val="uk-UA"/>
         </w:rPr>
         <w:t xml:space="preserve">Пісня </w:t>
@@ -22657,6 +22697,7 @@
           <w:rFonts w:ascii="Times New Roman" w:hAnsi="Times New Roman" w:cs="Times New Roman"/>
           <w:i/>
           <w:color w:val="FF0000"/>
+          <w:sz w:val="24"/>
         </w:rPr>
         <w:t>5</w:t>
       </w:r>
@@ -22929,6 +22970,7 @@
           <w:rFonts w:ascii="Times New Roman" w:hAnsi="Times New Roman" w:cs="Times New Roman"/>
           <w:i/>
           <w:color w:val="FF0000"/>
+          <w:sz w:val="24"/>
           <w:lang w:val="uk-UA"/>
         </w:rPr>
         <w:t xml:space="preserve">Пісня </w:t>
@@ -22938,6 +22980,7 @@
           <w:rFonts w:ascii="Times New Roman" w:hAnsi="Times New Roman" w:cs="Times New Roman"/>
           <w:i/>
           <w:color w:val="FF0000"/>
+          <w:sz w:val="24"/>
         </w:rPr>
         <w:t>6</w:t>
       </w:r>
@@ -23198,6 +23241,7 @@
           <w:rFonts w:ascii="Times New Roman" w:hAnsi="Times New Roman" w:cs="Times New Roman"/>
           <w:i/>
           <w:color w:val="FF0000"/>
+          <w:sz w:val="24"/>
           <w:lang w:val="uk-UA"/>
         </w:rPr>
         <w:t xml:space="preserve">Мала </w:t>
@@ -23208,6 +23252,7 @@
           <w:rFonts w:ascii="Times New Roman" w:hAnsi="Times New Roman" w:cs="Times New Roman"/>
           <w:i/>
           <w:color w:val="FF0000"/>
+          <w:sz w:val="24"/>
           <w:lang w:val="uk-UA"/>
         </w:rPr>
         <w:t>єктенія</w:t>
@@ -24008,6 +24053,7 @@
           <w:rFonts w:ascii="Times New Roman" w:hAnsi="Times New Roman" w:cs="Times New Roman"/>
           <w:i/>
           <w:color w:val="FF0000"/>
+          <w:sz w:val="24"/>
           <w:lang w:val="uk-UA"/>
         </w:rPr>
         <w:t xml:space="preserve">Пісня </w:t>
@@ -24017,6 +24063,7 @@
           <w:rFonts w:ascii="Times New Roman" w:hAnsi="Times New Roman" w:cs="Times New Roman"/>
           <w:i/>
           <w:color w:val="FF0000"/>
+          <w:sz w:val="24"/>
         </w:rPr>
         <w:t>7</w:t>
       </w:r>
@@ -24267,6 +24314,7 @@
           <w:rFonts w:ascii="Times New Roman" w:hAnsi="Times New Roman" w:cs="Times New Roman"/>
           <w:i/>
           <w:color w:val="FF0000"/>
+          <w:sz w:val="24"/>
           <w:lang w:val="uk-UA"/>
         </w:rPr>
         <w:lastRenderedPageBreak/>
@@ -24277,6 +24325,7 @@
           <w:rFonts w:ascii="Times New Roman" w:hAnsi="Times New Roman" w:cs="Times New Roman"/>
           <w:i/>
           <w:color w:val="FF0000"/>
+          <w:sz w:val="24"/>
         </w:rPr>
         <w:t>8</w:t>
       </w:r>
@@ -24869,6 +24918,7 @@
           <w:b/>
           <w:i/>
           <w:color w:val="FF0000"/>
+          <w:sz w:val="24"/>
           <w:lang w:val="uk-UA"/>
         </w:rPr>
         <w:t>Пісня Богородиці</w:t>
@@ -25130,6 +25180,7 @@
           <w:rFonts w:ascii="Times New Roman" w:hAnsi="Times New Roman" w:cs="Times New Roman"/>
           <w:i/>
           <w:color w:val="FF0000"/>
+          <w:sz w:val="24"/>
           <w:lang w:val="uk-UA"/>
         </w:rPr>
         <w:t>Пісня 9</w:t>
@@ -25418,7 +25469,7 @@
       </w:r>
       <w:r>
         <w:rPr>
-          <w:rFonts w:ascii="Gungsuh" w:eastAsia="Gungsuh" w:hAnsi="Gungsuh" w:cs="Gungsuh"/>
+          <w:rFonts w:ascii="Times New Roman" w:eastAsia="Gungsuh" w:hAnsi="Times New Roman" w:cs="Gungsuh"/>
           <w:sz w:val="24"/>
           <w:szCs w:val="24"/>
           <w:lang w:val="uk-UA"/>
@@ -25427,7 +25478,7 @@
       </w:r>
       <w:r>
         <w:rPr>
-          <w:rFonts w:ascii="Gungsuh" w:eastAsia="Gungsuh" w:hAnsi="Gungsuh" w:cs="Gungsuh"/>
+          <w:rFonts w:ascii="Times New Roman" w:eastAsia="Gungsuh" w:hAnsi="Times New Roman" w:cs="Gungsuh"/>
           <w:sz w:val="24"/>
           <w:szCs w:val="24"/>
           <w:lang w:val="uk-UA"/>
@@ -25468,6 +25519,7 @@
           <w:b/>
           <w:i/>
           <w:color w:val="FF0000"/>
+          <w:sz w:val="24"/>
           <w:lang w:val="uk-UA"/>
         </w:rPr>
         <w:t xml:space="preserve">Мала </w:t>
@@ -25479,6 +25531,7 @@
           <w:b/>
           <w:i/>
           <w:color w:val="FF0000"/>
+          <w:sz w:val="24"/>
           <w:lang w:val="uk-UA"/>
         </w:rPr>
         <w:t>єктенія</w:t>
@@ -25877,6 +25930,7 @@
           <w:b/>
           <w:i/>
           <w:color w:val="FF0000"/>
+          <w:sz w:val="24"/>
           <w:lang w:val="uk-UA"/>
         </w:rPr>
         <w:t>Світильний</w:t>
@@ -26027,7 +26081,7 @@
       </w:pPr>
       <w:r>
         <w:rPr>
-          <w:rFonts w:ascii="Gungsuh" w:eastAsia="Gungsuh" w:hAnsi="Gungsuh" w:cs="Gungsuh"/>
+          <w:rFonts w:ascii="Times New Roman" w:eastAsia="Gungsuh" w:hAnsi="Times New Roman" w:cs="Gungsuh"/>
           <w:sz w:val="24"/>
           <w:szCs w:val="24"/>
           <w:lang w:val="uk-UA"/>
@@ -26706,6 +26760,7 @@
           <w:b/>
           <w:i/>
           <w:color w:val="FF0000"/>
+          <w:sz w:val="24"/>
           <w:lang w:val="uk-UA"/>
         </w:rPr>
         <w:t>Мале славослов'я</w:t>
@@ -27056,7 +27111,7 @@
       </w:pPr>
       <w:r>
         <w:rPr>
-          <w:rFonts w:ascii="Gungsuh" w:eastAsia="Gungsuh" w:hAnsi="Gungsuh" w:cs="Gungsuh"/>
+          <w:rFonts w:ascii="Times New Roman" w:eastAsia="Gungsuh" w:hAnsi="Times New Roman" w:cs="Gungsuh"/>
           <w:sz w:val="24"/>
           <w:szCs w:val="24"/>
           <w:lang w:val="uk-UA"/>
@@ -27066,7 +27121,7 @@
       <w:proofErr w:type="spellStart"/>
       <w:r>
         <w:rPr>
-          <w:rFonts w:ascii="Gungsuh" w:eastAsia="Gungsuh" w:hAnsi="Gungsuh" w:cs="Gungsuh"/>
+          <w:rFonts w:ascii="Times New Roman" w:eastAsia="Gungsuh" w:hAnsi="Times New Roman" w:cs="Gungsuh"/>
           <w:sz w:val="24"/>
           <w:szCs w:val="24"/>
           <w:lang w:val="uk-UA"/>
@@ -27076,7 +27131,7 @@
       <w:proofErr w:type="spellEnd"/>
       <w:r>
         <w:rPr>
-          <w:rFonts w:ascii="Gungsuh" w:eastAsia="Gungsuh" w:hAnsi="Gungsuh" w:cs="Gungsuh"/>
+          <w:rFonts w:ascii="Times New Roman" w:eastAsia="Gungsuh" w:hAnsi="Times New Roman" w:cs="Gungsuh"/>
           <w:sz w:val="24"/>
           <w:szCs w:val="24"/>
           <w:lang w:val="uk-UA"/>
@@ -27388,6 +27443,7 @@
           <w:b/>
           <w:i/>
           <w:color w:val="FF0000"/>
+          <w:sz w:val="24"/>
           <w:lang w:val="uk-UA"/>
         </w:rPr>
         <w:t xml:space="preserve">Прохальна </w:t>
@@ -27399,6 +27455,7 @@
           <w:b/>
           <w:i/>
           <w:color w:val="FF0000"/>
+          <w:sz w:val="24"/>
           <w:lang w:val="uk-UA"/>
         </w:rPr>
         <w:t>єктенія</w:t>
@@ -29599,6 +29656,7 @@
           <w:b/>
           <w:i/>
           <w:color w:val="FF0000"/>
+          <w:sz w:val="24"/>
           <w:lang w:val="uk-UA"/>
         </w:rPr>
         <w:t>Тропарі</w:t>
@@ -29935,6 +29993,7 @@
           <w:b/>
           <w:i/>
           <w:color w:val="FF0000"/>
+          <w:sz w:val="24"/>
           <w:lang w:val="uk-UA"/>
         </w:rPr>
         <w:t>Єктенія</w:t>
@@ -29946,6 +30005,7 @@
           <w:b/>
           <w:i/>
           <w:color w:val="FF0000"/>
+          <w:sz w:val="24"/>
           <w:lang w:val="uk-UA"/>
         </w:rPr>
         <w:t xml:space="preserve"> усильного благання</w:t>

--- a/docx_resources/Вечірня-Утреня/В,У - Мінея/08-Серпень/20-__-Самуїла.docx
+++ b/docx_resources/Вечірня-Утреня/В,У - Мінея/08-Серпень/20-__-Самуїла.docx
@@ -124,7 +124,6 @@
         <w:rPr>
           <w:rFonts w:ascii="Times New Roman" w:hAnsi="Times New Roman" w:cs="Times New Roman"/>
           <w:b/>
-          <w:sz w:val="24"/>
         </w:rPr>
         <w:t>ВЕЧІРНЯ</w:t>
       </w:r>
@@ -2030,7 +2029,6 @@
           <w:b/>
           <w:i/>
           <w:color w:val="FF0000"/>
-          <w:sz w:val="24"/>
           <w:lang w:val="uk-UA"/>
         </w:rPr>
         <w:t>Вечірні молитви</w:t>
@@ -2381,7 +2379,7 @@
       </w:r>
       <w:r>
         <w:rPr>
-          <w:rFonts w:ascii="Times New Roman" w:eastAsia="Gungsuh" w:hAnsi="Times New Roman" w:cs="Gungsuh"/>
+          <w:rFonts w:ascii="Gungsuh" w:eastAsia="Gungsuh" w:hAnsi="Gungsuh" w:cs="Gungsuh"/>
           <w:sz w:val="24"/>
           <w:szCs w:val="24"/>
           <w:lang w:val="uk-UA"/>
@@ -6393,7 +6391,6 @@
           <w:b/>
           <w:i/>
           <w:color w:val="FF0000"/>
-          <w:sz w:val="24"/>
           <w:lang w:val="uk-UA"/>
         </w:rPr>
         <w:lastRenderedPageBreak/>
@@ -7705,7 +7702,6 @@
           <w:b/>
           <w:i/>
           <w:color w:val="FF0000"/>
-          <w:sz w:val="24"/>
           <w:lang w:val="uk-UA"/>
         </w:rPr>
         <w:t>Прокімен</w:t>
@@ -7857,7 +7853,6 @@
           <w:b/>
           <w:i/>
           <w:color w:val="FF0000"/>
-          <w:sz w:val="24"/>
           <w:lang w:val="uk-UA"/>
         </w:rPr>
         <w:t>Сподоби, Господи</w:t>
@@ -8104,7 +8099,6 @@
           <w:b/>
           <w:i/>
           <w:color w:val="FF0000"/>
-          <w:sz w:val="24"/>
           <w:lang w:val="uk-UA"/>
         </w:rPr>
         <w:t xml:space="preserve">Прохальна </w:t>
@@ -8116,7 +8110,6 @@
           <w:b/>
           <w:i/>
           <w:color w:val="FF0000"/>
-          <w:sz w:val="24"/>
           <w:lang w:val="uk-UA"/>
         </w:rPr>
         <w:t>єктенія</w:t>
@@ -10090,7 +10083,6 @@
           <w:b/>
           <w:i/>
           <w:color w:val="FF0000"/>
-          <w:sz w:val="24"/>
           <w:lang w:val="uk-UA"/>
         </w:rPr>
         <w:t>Пісня Симеона</w:t>
@@ -10519,7 +10511,6 @@
           <w:b/>
           <w:i/>
           <w:color w:val="FF0000"/>
-          <w:sz w:val="24"/>
           <w:lang w:val="uk-UA"/>
         </w:rPr>
         <w:t>Тропарі</w:t>
@@ -10856,7 +10847,6 @@
           <w:b/>
           <w:i/>
           <w:color w:val="FF0000"/>
-          <w:sz w:val="24"/>
           <w:lang w:val="uk-UA"/>
         </w:rPr>
         <w:lastRenderedPageBreak/>
@@ -10869,7 +10859,6 @@
           <w:b/>
           <w:i/>
           <w:color w:val="FF0000"/>
-          <w:sz w:val="24"/>
           <w:lang w:val="uk-UA"/>
         </w:rPr>
         <w:t xml:space="preserve"> усильного благання</w:t>
@@ -12033,7 +12022,6 @@
           <w:b/>
           <w:i/>
           <w:color w:val="FF0000"/>
-          <w:sz w:val="24"/>
           <w:lang w:val="uk-UA"/>
         </w:rPr>
         <w:t>Після Вечірні</w:t>
@@ -12149,8 +12137,6 @@
       </w:pPr>
       <w:r>
         <w:rPr>
-          <w:rFonts w:ascii="Times New Roman" w:hAnsi="Times New Roman"/>
-          <w:sz w:val="24"/>
           <w:lang w:val="uk-UA"/>
         </w:rPr>
         <w:lastRenderedPageBreak/>
@@ -12171,7 +12157,6 @@
         <w:rPr>
           <w:rFonts w:ascii="Times New Roman" w:hAnsi="Times New Roman" w:cs="Times New Roman"/>
           <w:b/>
-          <w:sz w:val="24"/>
         </w:rPr>
         <w:lastRenderedPageBreak/>
         <w:t>УТРЕНЯ</w:t>
@@ -14001,7 +13986,7 @@
       </w:pPr>
       <w:r>
         <w:rPr>
-          <w:rFonts w:ascii="Times New Roman" w:eastAsia="Gungsuh" w:hAnsi="Times New Roman" w:cs="Gungsuh"/>
+          <w:rFonts w:ascii="Gungsuh" w:eastAsia="Gungsuh" w:hAnsi="Gungsuh" w:cs="Gungsuh"/>
           <w:sz w:val="24"/>
           <w:szCs w:val="24"/>
           <w:lang w:val="uk-UA"/>
@@ -14011,7 +13996,7 @@
       <w:proofErr w:type="spellStart"/>
       <w:r>
         <w:rPr>
-          <w:rFonts w:ascii="Times New Roman" w:eastAsia="Gungsuh" w:hAnsi="Times New Roman" w:cs="Gungsuh"/>
+          <w:rFonts w:ascii="Gungsuh" w:eastAsia="Gungsuh" w:hAnsi="Gungsuh" w:cs="Gungsuh"/>
           <w:sz w:val="24"/>
           <w:szCs w:val="24"/>
           <w:lang w:val="uk-UA"/>
@@ -14021,7 +14006,7 @@
       <w:proofErr w:type="spellEnd"/>
       <w:r>
         <w:rPr>
-          <w:rFonts w:ascii="Times New Roman" w:eastAsia="Gungsuh" w:hAnsi="Times New Roman" w:cs="Gungsuh"/>
+          <w:rFonts w:ascii="Gungsuh" w:eastAsia="Gungsuh" w:hAnsi="Gungsuh" w:cs="Gungsuh"/>
           <w:sz w:val="24"/>
           <w:szCs w:val="24"/>
           <w:lang w:val="uk-UA"/>
@@ -14105,7 +14090,7 @@
       </w:pPr>
       <w:r>
         <w:rPr>
-          <w:rFonts w:ascii="Times New Roman" w:eastAsia="Gungsuh" w:hAnsi="Times New Roman" w:cs="Gungsuh"/>
+          <w:rFonts w:ascii="Gungsuh" w:eastAsia="Gungsuh" w:hAnsi="Gungsuh" w:cs="Gungsuh"/>
           <w:sz w:val="24"/>
           <w:szCs w:val="24"/>
           <w:lang w:val="uk-UA"/>
@@ -14115,7 +14100,7 @@
       <w:proofErr w:type="spellStart"/>
       <w:r>
         <w:rPr>
-          <w:rFonts w:ascii="Times New Roman" w:eastAsia="Gungsuh" w:hAnsi="Times New Roman" w:cs="Gungsuh"/>
+          <w:rFonts w:ascii="Gungsuh" w:eastAsia="Gungsuh" w:hAnsi="Gungsuh" w:cs="Gungsuh"/>
           <w:sz w:val="24"/>
           <w:szCs w:val="24"/>
           <w:lang w:val="uk-UA"/>
@@ -14125,7 +14110,7 @@
       <w:proofErr w:type="spellEnd"/>
       <w:r>
         <w:rPr>
-          <w:rFonts w:ascii="Times New Roman" w:eastAsia="Gungsuh" w:hAnsi="Times New Roman" w:cs="Gungsuh"/>
+          <w:rFonts w:ascii="Gungsuh" w:eastAsia="Gungsuh" w:hAnsi="Gungsuh" w:cs="Gungsuh"/>
           <w:sz w:val="24"/>
           <w:szCs w:val="24"/>
           <w:lang w:val="uk-UA"/>
@@ -14246,7 +14231,7 @@
       </w:pPr>
       <w:r>
         <w:rPr>
-          <w:rFonts w:ascii="Times New Roman" w:eastAsia="Gungsuh" w:hAnsi="Times New Roman" w:cs="Gungsuh"/>
+          <w:rFonts w:ascii="Gungsuh" w:eastAsia="Gungsuh" w:hAnsi="Gungsuh" w:cs="Gungsuh"/>
           <w:sz w:val="24"/>
           <w:szCs w:val="24"/>
           <w:lang w:val="uk-UA"/>
@@ -15257,7 +15242,6 @@
           <w:b/>
           <w:i/>
           <w:color w:val="FF0000"/>
-          <w:sz w:val="24"/>
           <w:lang w:val="uk-UA"/>
         </w:rPr>
         <w:t>Утренні</w:t>
@@ -15269,7 +15253,6 @@
           <w:b/>
           <w:i/>
           <w:color w:val="FF0000"/>
-          <w:sz w:val="24"/>
           <w:lang w:val="uk-UA"/>
         </w:rPr>
         <w:t xml:space="preserve"> молитви</w:t>
@@ -18170,7 +18153,6 @@
           <w:b/>
           <w:i/>
           <w:color w:val="FF0000"/>
-          <w:sz w:val="24"/>
           <w:lang w:val="uk-UA"/>
         </w:rPr>
         <w:t>Бог Господь...</w:t>
@@ -18180,7 +18162,6 @@
           <w:rFonts w:ascii="Times New Roman" w:eastAsia="Times New Roman" w:hAnsi="Times New Roman" w:cs="Times New Roman"/>
           <w:i/>
           <w:color w:val="FF0000"/>
-          <w:sz w:val="24"/>
           <w:lang w:val="uk-UA"/>
         </w:rPr>
         <w:t xml:space="preserve"> (</w:t>
@@ -18191,7 +18172,6 @@
           <w:rFonts w:ascii="Times New Roman" w:eastAsia="Times New Roman" w:hAnsi="Times New Roman" w:cs="Times New Roman"/>
           <w:i/>
           <w:color w:val="FF0000"/>
-          <w:sz w:val="24"/>
           <w:lang w:val="uk-UA"/>
         </w:rPr>
         <w:t>Пс</w:t>
@@ -18202,7 +18182,6 @@
           <w:rFonts w:ascii="Times New Roman" w:eastAsia="Times New Roman" w:hAnsi="Times New Roman" w:cs="Times New Roman"/>
           <w:i/>
           <w:color w:val="FF0000"/>
-          <w:sz w:val="24"/>
           <w:lang w:val="uk-UA"/>
         </w:rPr>
         <w:t>. 117), глас 1</w:t>
@@ -18447,7 +18426,6 @@
           <w:b/>
           <w:i/>
           <w:color w:val="FF0000"/>
-          <w:sz w:val="24"/>
           <w:lang w:val="uk-UA"/>
         </w:rPr>
         <w:t>Тропарі</w:t>
@@ -19065,7 +19043,6 @@
           <w:b/>
           <w:i/>
           <w:color w:val="FF0000"/>
-          <w:sz w:val="24"/>
           <w:lang w:val="uk-UA"/>
         </w:rPr>
         <w:t xml:space="preserve">Мала </w:t>
@@ -19077,7 +19054,6 @@
           <w:b/>
           <w:i/>
           <w:color w:val="FF0000"/>
-          <w:sz w:val="24"/>
           <w:lang w:val="uk-UA"/>
         </w:rPr>
         <w:t>єктенія</w:t>
@@ -19524,7 +19500,6 @@
           <w:b/>
           <w:i/>
           <w:color w:val="FF0000"/>
-          <w:sz w:val="24"/>
           <w:lang w:val="uk-UA"/>
         </w:rPr>
         <w:t xml:space="preserve">Перший </w:t>
@@ -19536,7 +19511,6 @@
           <w:b/>
           <w:i/>
           <w:color w:val="FF0000"/>
-          <w:sz w:val="24"/>
           <w:lang w:val="uk-UA"/>
         </w:rPr>
         <w:t>сідальний</w:t>
@@ -19742,7 +19716,6 @@
           <w:b/>
           <w:i/>
           <w:color w:val="FF0000"/>
-          <w:sz w:val="24"/>
           <w:lang w:val="uk-UA"/>
         </w:rPr>
         <w:t xml:space="preserve">Мала </w:t>
@@ -19754,7 +19727,6 @@
           <w:b/>
           <w:i/>
           <w:color w:val="FF0000"/>
-          <w:sz w:val="24"/>
           <w:lang w:val="uk-UA"/>
         </w:rPr>
         <w:t>єктенія</w:t>
@@ -20256,7 +20228,6 @@
           <w:b/>
           <w:i/>
           <w:color w:val="FF0000"/>
-          <w:sz w:val="24"/>
           <w:lang w:val="uk-UA"/>
         </w:rPr>
         <w:t xml:space="preserve">Другий </w:t>
@@ -20268,7 +20239,6 @@
           <w:b/>
           <w:i/>
           <w:color w:val="FF0000"/>
-          <w:sz w:val="24"/>
           <w:lang w:val="uk-UA"/>
         </w:rPr>
         <w:t>сідальний</w:t>
@@ -20299,7 +20269,7 @@
       </w:r>
       <w:r>
         <w:rPr>
-          <w:rFonts w:ascii="Times New Roman" w:eastAsia="Gungsuh" w:hAnsi="Times New Roman" w:cs="Gungsuh"/>
+          <w:rFonts w:ascii="Gungsuh" w:eastAsia="Gungsuh" w:hAnsi="Gungsuh" w:cs="Gungsuh"/>
           <w:sz w:val="24"/>
           <w:szCs w:val="24"/>
           <w:lang w:val="uk-UA"/>
@@ -20309,7 +20279,7 @@
       <w:proofErr w:type="spellStart"/>
       <w:r>
         <w:rPr>
-          <w:rFonts w:ascii="Times New Roman" w:eastAsia="Gungsuh" w:hAnsi="Times New Roman" w:cs="Gungsuh"/>
+          <w:rFonts w:ascii="Gungsuh" w:eastAsia="Gungsuh" w:hAnsi="Gungsuh" w:cs="Gungsuh"/>
           <w:sz w:val="24"/>
           <w:szCs w:val="24"/>
           <w:lang w:val="uk-UA"/>
@@ -20319,7 +20289,7 @@
       <w:proofErr w:type="spellEnd"/>
       <w:r>
         <w:rPr>
-          <w:rFonts w:ascii="Times New Roman" w:eastAsia="Gungsuh" w:hAnsi="Times New Roman" w:cs="Gungsuh"/>
+          <w:rFonts w:ascii="Gungsuh" w:eastAsia="Gungsuh" w:hAnsi="Gungsuh" w:cs="Gungsuh"/>
           <w:sz w:val="24"/>
           <w:szCs w:val="24"/>
           <w:lang w:val="uk-UA"/>
@@ -20400,7 +20370,6 @@
           <w:b/>
           <w:i/>
           <w:color w:val="FF0000"/>
-          <w:sz w:val="24"/>
           <w:lang w:val="uk-UA"/>
         </w:rPr>
         <w:t>Псалом 50</w:t>
@@ -21317,7 +21286,6 @@
           <w:rFonts w:ascii="Times New Roman" w:hAnsi="Times New Roman" w:cs="Times New Roman"/>
           <w:i/>
           <w:color w:val="FF0000"/>
-          <w:sz w:val="24"/>
           <w:lang w:val="uk-UA"/>
         </w:rPr>
         <w:t xml:space="preserve">Пісня </w:t>
@@ -21327,7 +21295,6 @@
           <w:rFonts w:ascii="Times New Roman" w:hAnsi="Times New Roman" w:cs="Times New Roman"/>
           <w:i/>
           <w:color w:val="FF0000"/>
-          <w:sz w:val="24"/>
         </w:rPr>
         <w:t>1</w:t>
       </w:r>
@@ -21551,7 +21518,6 @@
           <w:rFonts w:ascii="Times New Roman" w:hAnsi="Times New Roman" w:cs="Times New Roman"/>
           <w:i/>
           <w:color w:val="FF0000"/>
-          <w:sz w:val="24"/>
           <w:lang w:val="uk-UA"/>
         </w:rPr>
         <w:t xml:space="preserve">Пісня </w:t>
@@ -21561,7 +21527,6 @@
           <w:rFonts w:ascii="Times New Roman" w:hAnsi="Times New Roman" w:cs="Times New Roman"/>
           <w:i/>
           <w:color w:val="FF0000"/>
-          <w:sz w:val="24"/>
         </w:rPr>
         <w:t>3</w:t>
       </w:r>
@@ -21833,7 +21798,6 @@
           <w:rFonts w:ascii="Times New Roman" w:hAnsi="Times New Roman" w:cs="Times New Roman"/>
           <w:i/>
           <w:color w:val="FF0000"/>
-          <w:sz w:val="24"/>
           <w:lang w:val="uk-UA"/>
         </w:rPr>
         <w:t xml:space="preserve">Мала </w:t>
@@ -21844,7 +21808,6 @@
           <w:rFonts w:ascii="Times New Roman" w:hAnsi="Times New Roman" w:cs="Times New Roman"/>
           <w:i/>
           <w:color w:val="FF0000"/>
-          <w:sz w:val="24"/>
           <w:lang w:val="uk-UA"/>
         </w:rPr>
         <w:t>єктенія</w:t>
@@ -22449,7 +22412,6 @@
           <w:rFonts w:ascii="Times New Roman" w:hAnsi="Times New Roman" w:cs="Times New Roman"/>
           <w:i/>
           <w:color w:val="FF0000"/>
-          <w:sz w:val="24"/>
           <w:lang w:val="uk-UA"/>
         </w:rPr>
         <w:t xml:space="preserve">Пісня </w:t>
@@ -22459,7 +22421,6 @@
           <w:rFonts w:ascii="Times New Roman" w:hAnsi="Times New Roman" w:cs="Times New Roman"/>
           <w:i/>
           <w:color w:val="FF0000"/>
-          <w:sz w:val="24"/>
         </w:rPr>
         <w:t>4</w:t>
       </w:r>
@@ -22687,7 +22648,6 @@
           <w:rFonts w:ascii="Times New Roman" w:hAnsi="Times New Roman" w:cs="Times New Roman"/>
           <w:i/>
           <w:color w:val="FF0000"/>
-          <w:sz w:val="24"/>
           <w:lang w:val="uk-UA"/>
         </w:rPr>
         <w:t xml:space="preserve">Пісня </w:t>
@@ -22697,7 +22657,6 @@
           <w:rFonts w:ascii="Times New Roman" w:hAnsi="Times New Roman" w:cs="Times New Roman"/>
           <w:i/>
           <w:color w:val="FF0000"/>
-          <w:sz w:val="24"/>
         </w:rPr>
         <w:t>5</w:t>
       </w:r>
@@ -22970,7 +22929,6 @@
           <w:rFonts w:ascii="Times New Roman" w:hAnsi="Times New Roman" w:cs="Times New Roman"/>
           <w:i/>
           <w:color w:val="FF0000"/>
-          <w:sz w:val="24"/>
           <w:lang w:val="uk-UA"/>
         </w:rPr>
         <w:t xml:space="preserve">Пісня </w:t>
@@ -22980,7 +22938,6 @@
           <w:rFonts w:ascii="Times New Roman" w:hAnsi="Times New Roman" w:cs="Times New Roman"/>
           <w:i/>
           <w:color w:val="FF0000"/>
-          <w:sz w:val="24"/>
         </w:rPr>
         <w:t>6</w:t>
       </w:r>
@@ -23241,7 +23198,6 @@
           <w:rFonts w:ascii="Times New Roman" w:hAnsi="Times New Roman" w:cs="Times New Roman"/>
           <w:i/>
           <w:color w:val="FF0000"/>
-          <w:sz w:val="24"/>
           <w:lang w:val="uk-UA"/>
         </w:rPr>
         <w:t xml:space="preserve">Мала </w:t>
@@ -23252,7 +23208,6 @@
           <w:rFonts w:ascii="Times New Roman" w:hAnsi="Times New Roman" w:cs="Times New Roman"/>
           <w:i/>
           <w:color w:val="FF0000"/>
-          <w:sz w:val="24"/>
           <w:lang w:val="uk-UA"/>
         </w:rPr>
         <w:t>єктенія</w:t>
@@ -24053,7 +24008,6 @@
           <w:rFonts w:ascii="Times New Roman" w:hAnsi="Times New Roman" w:cs="Times New Roman"/>
           <w:i/>
           <w:color w:val="FF0000"/>
-          <w:sz w:val="24"/>
           <w:lang w:val="uk-UA"/>
         </w:rPr>
         <w:t xml:space="preserve">Пісня </w:t>
@@ -24063,7 +24017,6 @@
           <w:rFonts w:ascii="Times New Roman" w:hAnsi="Times New Roman" w:cs="Times New Roman"/>
           <w:i/>
           <w:color w:val="FF0000"/>
-          <w:sz w:val="24"/>
         </w:rPr>
         <w:t>7</w:t>
       </w:r>
@@ -24314,7 +24267,6 @@
           <w:rFonts w:ascii="Times New Roman" w:hAnsi="Times New Roman" w:cs="Times New Roman"/>
           <w:i/>
           <w:color w:val="FF0000"/>
-          <w:sz w:val="24"/>
           <w:lang w:val="uk-UA"/>
         </w:rPr>
         <w:lastRenderedPageBreak/>
@@ -24325,7 +24277,6 @@
           <w:rFonts w:ascii="Times New Roman" w:hAnsi="Times New Roman" w:cs="Times New Roman"/>
           <w:i/>
           <w:color w:val="FF0000"/>
-          <w:sz w:val="24"/>
         </w:rPr>
         <w:t>8</w:t>
       </w:r>
@@ -24918,7 +24869,6 @@
           <w:b/>
           <w:i/>
           <w:color w:val="FF0000"/>
-          <w:sz w:val="24"/>
           <w:lang w:val="uk-UA"/>
         </w:rPr>
         <w:t>Пісня Богородиці</w:t>
@@ -25180,7 +25130,6 @@
           <w:rFonts w:ascii="Times New Roman" w:hAnsi="Times New Roman" w:cs="Times New Roman"/>
           <w:i/>
           <w:color w:val="FF0000"/>
-          <w:sz w:val="24"/>
           <w:lang w:val="uk-UA"/>
         </w:rPr>
         <w:t>Пісня 9</w:t>
@@ -25469,7 +25418,7 @@
       </w:r>
       <w:r>
         <w:rPr>
-          <w:rFonts w:ascii="Times New Roman" w:eastAsia="Gungsuh" w:hAnsi="Times New Roman" w:cs="Gungsuh"/>
+          <w:rFonts w:ascii="Gungsuh" w:eastAsia="Gungsuh" w:hAnsi="Gungsuh" w:cs="Gungsuh"/>
           <w:sz w:val="24"/>
           <w:szCs w:val="24"/>
           <w:lang w:val="uk-UA"/>
@@ -25478,7 +25427,7 @@
       </w:r>
       <w:r>
         <w:rPr>
-          <w:rFonts w:ascii="Times New Roman" w:eastAsia="Gungsuh" w:hAnsi="Times New Roman" w:cs="Gungsuh"/>
+          <w:rFonts w:ascii="Gungsuh" w:eastAsia="Gungsuh" w:hAnsi="Gungsuh" w:cs="Gungsuh"/>
           <w:sz w:val="24"/>
           <w:szCs w:val="24"/>
           <w:lang w:val="uk-UA"/>
@@ -25519,7 +25468,6 @@
           <w:b/>
           <w:i/>
           <w:color w:val="FF0000"/>
-          <w:sz w:val="24"/>
           <w:lang w:val="uk-UA"/>
         </w:rPr>
         <w:t xml:space="preserve">Мала </w:t>
@@ -25531,7 +25479,6 @@
           <w:b/>
           <w:i/>
           <w:color w:val="FF0000"/>
-          <w:sz w:val="24"/>
           <w:lang w:val="uk-UA"/>
         </w:rPr>
         <w:t>єктенія</w:t>
@@ -25930,7 +25877,6 @@
           <w:b/>
           <w:i/>
           <w:color w:val="FF0000"/>
-          <w:sz w:val="24"/>
           <w:lang w:val="uk-UA"/>
         </w:rPr>
         <w:t>Світильний</w:t>
@@ -26081,7 +26027,7 @@
       </w:pPr>
       <w:r>
         <w:rPr>
-          <w:rFonts w:ascii="Times New Roman" w:eastAsia="Gungsuh" w:hAnsi="Times New Roman" w:cs="Gungsuh"/>
+          <w:rFonts w:ascii="Gungsuh" w:eastAsia="Gungsuh" w:hAnsi="Gungsuh" w:cs="Gungsuh"/>
           <w:sz w:val="24"/>
           <w:szCs w:val="24"/>
           <w:lang w:val="uk-UA"/>
@@ -26760,7 +26706,6 @@
           <w:b/>
           <w:i/>
           <w:color w:val="FF0000"/>
-          <w:sz w:val="24"/>
           <w:lang w:val="uk-UA"/>
         </w:rPr>
         <w:t>Мале славослов'я</w:t>
@@ -27111,7 +27056,7 @@
       </w:pPr>
       <w:r>
         <w:rPr>
-          <w:rFonts w:ascii="Times New Roman" w:eastAsia="Gungsuh" w:hAnsi="Times New Roman" w:cs="Gungsuh"/>
+          <w:rFonts w:ascii="Gungsuh" w:eastAsia="Gungsuh" w:hAnsi="Gungsuh" w:cs="Gungsuh"/>
           <w:sz w:val="24"/>
           <w:szCs w:val="24"/>
           <w:lang w:val="uk-UA"/>
@@ -27121,7 +27066,7 @@
       <w:proofErr w:type="spellStart"/>
       <w:r>
         <w:rPr>
-          <w:rFonts w:ascii="Times New Roman" w:eastAsia="Gungsuh" w:hAnsi="Times New Roman" w:cs="Gungsuh"/>
+          <w:rFonts w:ascii="Gungsuh" w:eastAsia="Gungsuh" w:hAnsi="Gungsuh" w:cs="Gungsuh"/>
           <w:sz w:val="24"/>
           <w:szCs w:val="24"/>
           <w:lang w:val="uk-UA"/>
@@ -27131,7 +27076,7 @@
       <w:proofErr w:type="spellEnd"/>
       <w:r>
         <w:rPr>
-          <w:rFonts w:ascii="Times New Roman" w:eastAsia="Gungsuh" w:hAnsi="Times New Roman" w:cs="Gungsuh"/>
+          <w:rFonts w:ascii="Gungsuh" w:eastAsia="Gungsuh" w:hAnsi="Gungsuh" w:cs="Gungsuh"/>
           <w:sz w:val="24"/>
           <w:szCs w:val="24"/>
           <w:lang w:val="uk-UA"/>
@@ -27443,7 +27388,6 @@
           <w:b/>
           <w:i/>
           <w:color w:val="FF0000"/>
-          <w:sz w:val="24"/>
           <w:lang w:val="uk-UA"/>
         </w:rPr>
         <w:t xml:space="preserve">Прохальна </w:t>
@@ -27455,7 +27399,6 @@
           <w:b/>
           <w:i/>
           <w:color w:val="FF0000"/>
-          <w:sz w:val="24"/>
           <w:lang w:val="uk-UA"/>
         </w:rPr>
         <w:t>єктенія</w:t>
@@ -29656,7 +29599,6 @@
           <w:b/>
           <w:i/>
           <w:color w:val="FF0000"/>
-          <w:sz w:val="24"/>
           <w:lang w:val="uk-UA"/>
         </w:rPr>
         <w:t>Тропарі</w:t>
@@ -29993,7 +29935,6 @@
           <w:b/>
           <w:i/>
           <w:color w:val="FF0000"/>
-          <w:sz w:val="24"/>
           <w:lang w:val="uk-UA"/>
         </w:rPr>
         <w:t>Єктенія</w:t>
@@ -30005,7 +29946,6 @@
           <w:b/>
           <w:i/>
           <w:color w:val="FF0000"/>
-          <w:sz w:val="24"/>
           <w:lang w:val="uk-UA"/>
         </w:rPr>
         <w:t xml:space="preserve"> усильного благання</w:t>
